--- a/docs/Marketing Documents/Thina_CRM_Brand_Kit.docx
+++ b/docs/Marketing Documents/Thina_CRM_Brand_Kit.docx
@@ -66,7 +66,7 @@
           <w:sz w:val="28"/>
           <w:szCs w:val="28"/>
         </w:rPr>
-        <w:t xml:space="preserve">Version 1.0.0</w:t>
+        <w:t xml:space="preserve">Version 1.0.1</w:t>
       </w:r>
     </w:p>
     <w:p>
@@ -1765,9 +1765,9 @@
       </w:pPr>
       <w:r>
         <w:rPr>
-          <w:rFonts w:ascii="Aptos" w:cs="Aptos" w:eastAsia="Aptos" w:hAnsi="Aptos"/>
-          <w:sz w:val="22"/>
-          <w:szCs w:val="22"/>
+          <w:rFonts w:ascii="Consolas" w:cs="Consolas" w:eastAsia="Consolas" w:hAnsi="Consolas"/>
+          <w:sz w:val="18"/>
+          <w:szCs w:val="18"/>
         </w:rPr>
         <w:t xml:space="preserve">Consolas is used for code blocks, technical identifiers, and file paths.</w:t>
       </w:r>
@@ -2557,7 +2557,7 @@
           <w:sz w:val="18"/>
           <w:szCs w:val="18"/>
         </w:rPr>
-        <w:t xml:space="preserve">Thina CRM v1.0.0 • Generated 20 April 2026</w:t>
+        <w:t xml:space="preserve">Thina CRM v1.0.1 • Generated 20 April 2026</w:t>
       </w:r>
     </w:p>
     <w:sectPr>

--- a/docs/Marketing Documents/Thina_CRM_Brand_Kit.docx
+++ b/docs/Marketing Documents/Thina_CRM_Brand_Kit.docx
@@ -3002,4 +3002,10 @@
     </w:rPr>
   </w:style>
 </w:styles>
+</file>
+
+<file path=docMetadata/LabelInfo.xml><?xml version="1.0" encoding="utf-8"?>
+<clbl:labelList xmlns:clbl="http://schemas.microsoft.com/office/2020/mipLabelMetadata">
+  <clbl:label id="{f42aa342-8706-4288-bd11-ebb85995028c}" enabled="1" method="Privileged" siteId="{72f988bf-86f1-41af-91ab-2d7cd011db47}" contentBits="0" removed="0"/>
+</clbl:labelList>
 </file>
--- a/docs/Marketing Documents/Thina_CRM_Brand_Kit.docx
+++ b/docs/Marketing Documents/Thina_CRM_Brand_Kit.docx
@@ -66,7 +66,7 @@
           <w:sz w:val="28"/>
           <w:szCs w:val="28"/>
         </w:rPr>
-        <w:t xml:space="preserve">Version 1.1.0</w:t>
+        <w:t xml:space="preserve">Version 1.3.6</w:t>
       </w:r>
     </w:p>
     <w:p>
@@ -81,7 +81,7 @@
           <w:sz w:val="24"/>
           <w:szCs w:val="24"/>
         </w:rPr>
-        <w:t xml:space="preserve">20 April 2026</w:t>
+        <w:t xml:space="preserve">26 April 2026</w:t>
       </w:r>
     </w:p>
     <w:p>
@@ -2557,7 +2557,7 @@
           <w:sz w:val="18"/>
           <w:szCs w:val="18"/>
         </w:rPr>
-        <w:t xml:space="preserve">Thina CRM v1.1.0 • Generated 20 April 2026</w:t>
+        <w:t xml:space="preserve">Thina CRM v1.3.6 • Generated 26 April 2026</w:t>
       </w:r>
     </w:p>
     <w:sectPr>
@@ -3002,10 +3002,4 @@
     </w:rPr>
   </w:style>
 </w:styles>
-</file>
-
-<file path=docMetadata/LabelInfo.xml><?xml version="1.0" encoding="utf-8"?>
-<clbl:labelList xmlns:clbl="http://schemas.microsoft.com/office/2020/mipLabelMetadata">
-  <clbl:label id="{f42aa342-8706-4288-bd11-ebb85995028c}" enabled="1" method="Privileged" siteId="{72f988bf-86f1-41af-91ab-2d7cd011db47}" contentBits="0" removed="0"/>
-</clbl:labelList>
 </file>